--- a/sem_2/lab_11_struct/lab_11(din_strukturi).docx
+++ b/sem_2/lab_11_struct/lab_11(din_strukturi).docx
@@ -825,6 +825,7 @@
         <w:pageBreakBefore w:val="0"/>
         <w:widowControl/>
         <w:numPr>
+          <w:ilvl w:val="0"/>
           <w:numId w:val="0"/>
         </w:numPr>
         <w:suppressLineNumbers w:val="0"/>
@@ -1814,8 +1815,6 @@
         </w:rPr>
         <w:t>Программа должна демонстрировать выполнение всех реализованных операций для каждой структуры данных.</w:t>
       </w:r>
-      <w:bookmarkStart w:id="0" w:name="_GoBack"/>
-      <w:bookmarkEnd w:id="0"/>
     </w:p>
     <w:p>
       <w:pPr>
@@ -3106,6 +3105,8 @@
           <w:szCs w:val="28"/>
         </w:rPr>
       </w:pPr>
+      <w:bookmarkStart w:id="0" w:name="_GoBack"/>
+      <w:bookmarkEnd w:id="0"/>
       <w:r>
         <w:rPr>
           <w:rFonts w:ascii="Times New Roman" w:hAnsi="Times New Roman" w:cs="Times New Roman" w:eastAsiaTheme="minorEastAsia"/>
@@ -3455,44 +3456,6 @@
         <w:spacing w:after="30" w:line="360" w:lineRule="auto"/>
         <w:jc w:val="center"/>
         <w:rPr>
-          <w:rFonts w:hint="default" w:ascii="Times New Roman" w:hAnsi="Times New Roman" w:cs="Times New Roman" w:eastAsiaTheme="minorEastAsia"/>
-          <w:b/>
-          <w:bCs/>
-          <w:sz w:val="28"/>
-          <w:szCs w:val="28"/>
-          <w:lang w:val="en-US"/>
-        </w:rPr>
-      </w:pPr>
-      <w:r>
-        <w:rPr>
-          <w:rFonts w:hint="default" w:ascii="Times New Roman" w:hAnsi="Times New Roman" w:cs="Times New Roman" w:eastAsiaTheme="minorEastAsia"/>
-          <w:b/>
-          <w:bCs/>
-          <w:sz w:val="28"/>
-          <w:szCs w:val="28"/>
-          <w:lang w:val="en-US"/>
-        </w:rPr>
-        <w:t xml:space="preserve">3.2. </w:t>
-      </w:r>
-      <w:r>
-        <w:rPr>
-          <w:rFonts w:hint="default" w:ascii="Times New Roman" w:hAnsi="Times New Roman" w:cs="Times New Roman" w:eastAsiaTheme="minorEastAsia"/>
-          <w:b/>
-          <w:bCs/>
-          <w:sz w:val="28"/>
-          <w:szCs w:val="28"/>
-          <w:lang w:val="ru-RU"/>
-        </w:rPr>
-        <w:t>Код</w:t>
-      </w:r>
-    </w:p>
-    <w:p>
-      <w:pPr>
-        <w:pStyle w:val="35"/>
-        <w:spacing w:after="30" w:line="240" w:lineRule="auto"/>
-        <w:ind w:left="0" w:leftChars="0" w:firstLine="0" w:firstLineChars="0"/>
-        <w:jc w:val="both"/>
-        <w:rPr>
           <w:rFonts w:hint="default" w:ascii="Consolas" w:hAnsi="Consolas" w:eastAsia="Cascadia Mono" w:cs="Consolas"/>
           <w:color w:val="1A94FF"/>
           <w:sz w:val="19"/>
@@ -3500,68 +3463,100 @@
           <w:highlight w:val="white"/>
         </w:rPr>
       </w:pPr>
+      <w:r>
+        <w:rPr>
+          <w:rFonts w:hint="default" w:ascii="Times New Roman" w:hAnsi="Times New Roman" w:cs="Times New Roman" w:eastAsiaTheme="minorEastAsia"/>
+          <w:b/>
+          <w:bCs/>
+          <w:sz w:val="28"/>
+          <w:szCs w:val="28"/>
+          <w:lang w:val="en-US"/>
+        </w:rPr>
+        <w:t xml:space="preserve">3.2. </w:t>
+      </w:r>
+      <w:r>
+        <w:rPr>
+          <w:rFonts w:hint="default" w:ascii="Times New Roman" w:hAnsi="Times New Roman" w:cs="Times New Roman" w:eastAsiaTheme="minorEastAsia"/>
+          <w:b/>
+          <w:bCs/>
+          <w:sz w:val="28"/>
+          <w:szCs w:val="28"/>
+          <w:lang w:val="ru-RU"/>
+        </w:rPr>
+        <w:t>Код</w:t>
+      </w:r>
     </w:p>
     <w:p>
       <w:pPr>
         <w:pStyle w:val="35"/>
-        <w:spacing w:after="30" w:line="360" w:lineRule="auto"/>
+        <w:spacing w:after="30" w:line="240" w:lineRule="auto"/>
         <w:ind w:left="0" w:leftChars="0" w:firstLine="708" w:firstLineChars="0"/>
         <w:jc w:val="both"/>
         <w:rPr>
-          <w:rFonts w:hint="default" w:ascii="Times New Roman" w:hAnsi="Times New Roman" w:eastAsia="Cascadia Mono" w:cs="Times New Roman"/>
-          <w:color w:val="auto"/>
-          <w:sz w:val="28"/>
-          <w:szCs w:val="28"/>
-          <w:highlight w:val="white"/>
-          <w:lang w:val="ru-RU"/>
-        </w:rPr>
-      </w:pPr>
-      <w:r>
-        <w:rPr>
-          <w:rFonts w:hint="default" w:ascii="Times New Roman" w:hAnsi="Times New Roman" w:eastAsia="Cascadia Mono" w:cs="Times New Roman"/>
-          <w:color w:val="auto"/>
-          <w:sz w:val="28"/>
-          <w:szCs w:val="28"/>
-          <w:highlight w:val="white"/>
-          <w:lang w:val="ru-RU"/>
-        </w:rPr>
-        <w:t>В проекте (</w:t>
-      </w:r>
-      <w:r>
-        <w:rPr>
-          <w:rFonts w:hint="default" w:ascii="Times New Roman" w:hAnsi="Times New Roman" w:eastAsia="Cascadia Mono" w:cs="Times New Roman"/>
-          <w:color w:val="auto"/>
-          <w:sz w:val="28"/>
-          <w:szCs w:val="28"/>
-          <w:highlight w:val="white"/>
+          <w:rFonts w:hint="default" w:ascii="Times New Roman" w:hAnsi="Times New Roman" w:cs="Times New Roman"/>
+          <w:b w:val="0"/>
+          <w:bCs w:val="0"/>
+          <w:i w:val="0"/>
+          <w:iCs w:val="0"/>
+          <w:sz w:val="28"/>
+          <w:szCs w:val="28"/>
+          <w:lang w:val="ru-RU"/>
+        </w:rPr>
+      </w:pPr>
+      <w:r>
+        <w:rPr>
+          <w:rFonts w:hint="default" w:ascii="Times New Roman" w:hAnsi="Times New Roman" w:cs="Times New Roman"/>
+          <w:b w:val="0"/>
+          <w:bCs w:val="0"/>
+          <w:i w:val="0"/>
+          <w:iCs w:val="0"/>
+          <w:sz w:val="28"/>
+          <w:szCs w:val="28"/>
+          <w:lang w:val="ru-RU"/>
+        </w:rPr>
+        <w:t xml:space="preserve">Смотреть </w:t>
+      </w:r>
+      <w:r>
+        <w:rPr>
+          <w:rFonts w:hint="default" w:ascii="Times New Roman" w:hAnsi="Times New Roman" w:cs="Times New Roman"/>
+          <w:b w:val="0"/>
+          <w:bCs w:val="0"/>
+          <w:i w:val="0"/>
+          <w:iCs w:val="0"/>
+          <w:sz w:val="28"/>
+          <w:szCs w:val="28"/>
           <w:lang w:val="en-US"/>
         </w:rPr>
-        <w:t>lab_11</w:t>
-      </w:r>
-      <w:r>
-        <w:rPr>
-          <w:rFonts w:hint="default" w:ascii="Times New Roman" w:hAnsi="Times New Roman" w:eastAsia="Cascadia Mono" w:cs="Times New Roman"/>
-          <w:color w:val="auto"/>
-          <w:sz w:val="28"/>
-          <w:szCs w:val="28"/>
-          <w:highlight w:val="white"/>
-          <w:lang w:val="ru-RU"/>
-        </w:rPr>
-        <w:t>)</w:t>
+        <w:t>main.cpp</w:t>
+      </w:r>
+      <w:r>
+        <w:rPr>
+          <w:rFonts w:hint="default" w:ascii="Times New Roman" w:hAnsi="Times New Roman" w:cs="Times New Roman"/>
+          <w:b w:val="0"/>
+          <w:bCs w:val="0"/>
+          <w:i w:val="0"/>
+          <w:iCs w:val="0"/>
+          <w:sz w:val="28"/>
+          <w:szCs w:val="28"/>
+          <w:lang w:val="ru-RU"/>
+        </w:rPr>
+        <w:t>.</w:t>
       </w:r>
     </w:p>
     <w:p>
       <w:pPr>
         <w:pStyle w:val="35"/>
         <w:spacing w:after="30" w:line="240" w:lineRule="auto"/>
-        <w:ind w:left="0" w:leftChars="0" w:firstLine="0" w:firstLineChars="0"/>
+        <w:ind w:left="0" w:leftChars="0" w:firstLine="708" w:firstLineChars="0"/>
         <w:jc w:val="both"/>
         <w:rPr>
-          <w:rFonts w:hint="default" w:ascii="Consolas" w:hAnsi="Consolas" w:eastAsia="Cascadia Mono" w:cs="Consolas"/>
-          <w:color w:val="1A94FF"/>
-          <w:sz w:val="19"/>
-          <w:szCs w:val="19"/>
-          <w:highlight w:val="white"/>
+          <w:rFonts w:hint="default" w:ascii="Times New Roman" w:hAnsi="Times New Roman" w:cs="Times New Roman"/>
+          <w:b w:val="0"/>
+          <w:bCs w:val="0"/>
+          <w:i w:val="0"/>
+          <w:iCs w:val="0"/>
+          <w:sz w:val="28"/>
+          <w:szCs w:val="28"/>
           <w:lang w:val="ru-RU"/>
         </w:rPr>
       </w:pPr>
@@ -3570,14 +3565,16 @@
       <w:pPr>
         <w:pStyle w:val="35"/>
         <w:spacing w:after="30" w:line="240" w:lineRule="auto"/>
-        <w:ind w:left="0"/>
+        <w:ind w:left="0" w:leftChars="0" w:firstLine="708" w:firstLineChars="0"/>
         <w:jc w:val="both"/>
         <w:rPr>
-          <w:rFonts w:hint="default" w:ascii="Consolas" w:hAnsi="Consolas" w:eastAsia="Cascadia Mono" w:cs="Consolas"/>
-          <w:color w:val="1A94FF"/>
-          <w:sz w:val="19"/>
-          <w:szCs w:val="19"/>
-          <w:highlight w:val="white"/>
+          <w:rFonts w:hint="default" w:ascii="Times New Roman" w:hAnsi="Times New Roman" w:cs="Times New Roman"/>
+          <w:b w:val="0"/>
+          <w:bCs w:val="0"/>
+          <w:i w:val="0"/>
+          <w:iCs w:val="0"/>
+          <w:sz w:val="28"/>
+          <w:szCs w:val="28"/>
           <w:lang w:val="ru-RU"/>
         </w:rPr>
       </w:pPr>
@@ -3588,6 +3585,8 @@
         <w:spacing w:after="30" w:line="360" w:lineRule="auto"/>
         <w:ind w:left="0"/>
         <w:jc w:val="center"/>
+      </w:pPr>
+      <w:r>
         <w:rPr>
           <w:rFonts w:ascii="Times New Roman" w:hAnsi="Times New Roman" w:cs="Times New Roman" w:eastAsiaTheme="minorEastAsia"/>
           <w:b/>
@@ -3595,7 +3594,19 @@
           <w:sz w:val="28"/>
           <w:szCs w:val="28"/>
         </w:rPr>
-      </w:pPr>
+        <w:t>3.</w:t>
+      </w:r>
+      <w:r>
+        <w:rPr>
+          <w:rFonts w:hint="default" w:ascii="Times New Roman" w:hAnsi="Times New Roman" w:cs="Times New Roman" w:eastAsiaTheme="minorEastAsia"/>
+          <w:b/>
+          <w:bCs/>
+          <w:sz w:val="28"/>
+          <w:szCs w:val="28"/>
+          <w:lang w:val="en-US"/>
+        </w:rPr>
+        <w:t>3</w:t>
+      </w:r>
       <w:r>
         <w:rPr>
           <w:rFonts w:ascii="Times New Roman" w:hAnsi="Times New Roman" w:cs="Times New Roman" w:eastAsiaTheme="minorEastAsia"/>
@@ -3604,7 +3615,18 @@
           <w:sz w:val="28"/>
           <w:szCs w:val="28"/>
         </w:rPr>
-        <w:t>3.</w:t>
+        <w:t xml:space="preserve">. Результат </w:t>
+      </w:r>
+      <w:r>
+        <w:rPr>
+          <w:rFonts w:ascii="Times New Roman" w:hAnsi="Times New Roman" w:cs="Times New Roman" w:eastAsiaTheme="minorEastAsia"/>
+          <w:b/>
+          <w:bCs/>
+          <w:sz w:val="28"/>
+          <w:szCs w:val="28"/>
+          <w:lang w:val="ru-RU"/>
+        </w:rPr>
+        <w:t>выполнения</w:t>
       </w:r>
       <w:r>
         <w:rPr>
@@ -3613,9 +3635,9 @@
           <w:bCs/>
           <w:sz w:val="28"/>
           <w:szCs w:val="28"/>
-          <w:lang w:val="en-US"/>
-        </w:rPr>
-        <w:t>3</w:t>
+          <w:lang w:val="ru-RU"/>
+        </w:rPr>
+        <w:t xml:space="preserve"> </w:t>
       </w:r>
       <w:r>
         <w:rPr>
@@ -3625,48 +3647,8 @@
           <w:sz w:val="28"/>
           <w:szCs w:val="28"/>
         </w:rPr>
-        <w:t xml:space="preserve">. Результат </w:t>
-      </w:r>
-      <w:r>
-        <w:rPr>
-          <w:rFonts w:ascii="Times New Roman" w:hAnsi="Times New Roman" w:cs="Times New Roman" w:eastAsiaTheme="minorEastAsia"/>
-          <w:b/>
-          <w:bCs/>
-          <w:sz w:val="28"/>
-          <w:szCs w:val="28"/>
-          <w:lang w:val="ru-RU"/>
-        </w:rPr>
-        <w:t>выполнения</w:t>
-      </w:r>
-      <w:r>
-        <w:rPr>
-          <w:rFonts w:hint="default" w:ascii="Times New Roman" w:hAnsi="Times New Roman" w:cs="Times New Roman" w:eastAsiaTheme="minorEastAsia"/>
-          <w:b/>
-          <w:bCs/>
-          <w:sz w:val="28"/>
-          <w:szCs w:val="28"/>
-          <w:lang w:val="ru-RU"/>
-        </w:rPr>
-        <w:t xml:space="preserve"> </w:t>
-      </w:r>
-      <w:r>
-        <w:rPr>
-          <w:rFonts w:ascii="Times New Roman" w:hAnsi="Times New Roman" w:cs="Times New Roman" w:eastAsiaTheme="minorEastAsia"/>
-          <w:b/>
-          <w:bCs/>
-          <w:sz w:val="28"/>
-          <w:szCs w:val="28"/>
-        </w:rPr>
         <w:t>программы</w:t>
       </w:r>
-    </w:p>
-    <w:p>
-      <w:pPr>
-        <w:pStyle w:val="35"/>
-        <w:spacing w:after="30" w:line="360" w:lineRule="auto"/>
-        <w:ind w:left="0"/>
-        <w:jc w:val="left"/>
-      </w:pPr>
     </w:p>
     <w:p>
       <w:pPr>
